--- a/site/docs/turnscript-data-processing-en.docx
+++ b/site/docs/turnscript-data-processing-en.docx
@@ -28,7 +28,7 @@
         <w:t xml:space="preserve"> </w:t>
       </w:r>
       <w:r>
-        <w:t xml:space="preserve">management plan. As of 13 September 2026, TurnScript 2.5.0. Items</w:t>
+        <w:t xml:space="preserve">management plan. As of 13 September 2026, TurnScript (formerly LocalTranscript) 2.5.0. Items</w:t>
       </w:r>
       <w:r>
         <w:t xml:space="preserve"> </w:t>
@@ -99,7 +99,7 @@
         <w:pStyle w:val="FirstParagraph"/>
       </w:pPr>
       <w:r>
-        <w:t xml:space="preserve">TurnScript, version</w:t>
+        <w:t xml:space="preserve">TurnScript (formerly LocalTranscript), version</w:t>
       </w:r>
       <w:r>
         <w:t xml:space="preserve"> </w:t>

--- a/site/docs/turnscript-data-processing-en.docx
+++ b/site/docs/turnscript-data-processing-en.docx
@@ -28,7 +28,7 @@
         <w:t xml:space="preserve"> </w:t>
       </w:r>
       <w:r>
-        <w:t xml:space="preserve">management plan. As of 13 September 2026, TurnScript (formerly LocalTranscript) 2.5.0. Items</w:t>
+        <w:t xml:space="preserve">management plan. As of 15 September 2026, TurnScript 3.0.0. Items</w:t>
       </w:r>
       <w:r>
         <w:t xml:space="preserve"> </w:t>
@@ -99,7 +99,7 @@
         <w:pStyle w:val="FirstParagraph"/>
       </w:pPr>
       <w:r>
-        <w:t xml:space="preserve">TurnScript (formerly LocalTranscript), version</w:t>
+        <w:t xml:space="preserve">TurnScript, version</w:t>
       </w:r>
       <w:r>
         <w:t xml:space="preserve"> </w:t>
@@ -108,7 +108,7 @@
         <w:rPr>
           <w:rStyle w:val="VerbatimChar"/>
         </w:rPr>
-        <w:t xml:space="preserve">[2.5.0]</w:t>
+        <w:t xml:space="preserve">[3.0.0]</w:t>
       </w:r>
       <w:r>
         <w:t xml:space="preserve">. Free software under</w:t>
